--- a/tillsyn/A 8696-2025 tillsynsbegäran.docx
+++ b/tillsyn/A 8696-2025 tillsynsbegäran.docx
@@ -218,7 +218,7 @@
     <w:r>
       <w:tab/>
       <w:tab/>
-      <w:t>2025-03-26</w:t>
+      <w:t>2025-03-27</w:t>
       <w:br/>
       <w:br/>
     </w:r>

--- a/tillsyn/A 8696-2025 tillsynsbegäran.docx
+++ b/tillsyn/A 8696-2025 tillsynsbegäran.docx
@@ -218,7 +218,7 @@
     <w:r>
       <w:tab/>
       <w:tab/>
-      <w:t>2025-03-27</w:t>
+      <w:t>2025-03-28</w:t>
       <w:br/>
       <w:br/>
     </w:r>

--- a/tillsyn/A 8696-2025 tillsynsbegäran.docx
+++ b/tillsyn/A 8696-2025 tillsynsbegäran.docx
@@ -218,7 +218,7 @@
     <w:r>
       <w:tab/>
       <w:tab/>
-      <w:t>2025-04-02</w:t>
+      <w:t>2025-04-03</w:t>
       <w:br/>
       <w:br/>
     </w:r>

--- a/tillsyn/A 8696-2025 tillsynsbegäran.docx
+++ b/tillsyn/A 8696-2025 tillsynsbegäran.docx
@@ -218,7 +218,7 @@
     <w:r>
       <w:tab/>
       <w:tab/>
-      <w:t>2025-04-03</w:t>
+      <w:t>2025-04-05</w:t>
       <w:br/>
       <w:br/>
     </w:r>

--- a/tillsyn/A 8696-2025 tillsynsbegäran.docx
+++ b/tillsyn/A 8696-2025 tillsynsbegäran.docx
@@ -218,7 +218,7 @@
     <w:r>
       <w:tab/>
       <w:tab/>
-      <w:t>2025-04-05</w:t>
+      <w:t>2025-04-06</w:t>
       <w:br/>
       <w:br/>
     </w:r>

--- a/tillsyn/A 8696-2025 tillsynsbegäran.docx
+++ b/tillsyn/A 8696-2025 tillsynsbegäran.docx
@@ -218,7 +218,7 @@
     <w:r>
       <w:tab/>
       <w:tab/>
-      <w:t>2025-04-06</w:t>
+      <w:t>2025-04-07</w:t>
       <w:br/>
       <w:br/>
     </w:r>

--- a/tillsyn/A 8696-2025 tillsynsbegäran.docx
+++ b/tillsyn/A 8696-2025 tillsynsbegäran.docx
@@ -218,7 +218,7 @@
     <w:r>
       <w:tab/>
       <w:tab/>
-      <w:t>2025-04-07</w:t>
+      <w:t>2025-04-08</w:t>
       <w:br/>
       <w:br/>
     </w:r>

--- a/tillsyn/A 8696-2025 tillsynsbegäran.docx
+++ b/tillsyn/A 8696-2025 tillsynsbegäran.docx
@@ -218,7 +218,7 @@
     <w:r>
       <w:tab/>
       <w:tab/>
-      <w:t>2025-04-08</w:t>
+      <w:t>2025-04-09</w:t>
       <w:br/>
       <w:br/>
     </w:r>

--- a/tillsyn/A 8696-2025 tillsynsbegäran.docx
+++ b/tillsyn/A 8696-2025 tillsynsbegäran.docx
@@ -90,6 +90,17 @@
         <w:t>Figur 1. Fyndplatser för naturvårdsarter i det avverkningsanmälda området (röd linje). Markörer utan svart kant är placerade på fyndplatsen. Markörer med svart kant är placerade vid sidan av fyndplatsen och har ett svart streck som visar fyndplatsens exakta position. Kartans mittpunktskoordinat är N 6718905, E 429051 i SWEREF 99 TM.</w:t>
       </w:r>
     </w:p>
+    <w:p>
+      <w:r>
+        <w:rPr>
+          <w:b/>
+        </w:rPr>
+        <w:t>Garnlav (NT)</w:t>
+      </w:r>
+      <w:r>
+        <w:t xml:space="preserve"> är en utpräglad barrskogsart som ibland kan drapera träden i norrländska grannaturskogar med hög luftfuktighet. Den förekommer även i talldominerade bestånd där den, förutom i trädens grenverk, påträffas hängande över ojämnheter i tallbarken. Arten har minskat starkt i södra och mellersta Sverige och den minskar även i sitt nordliga utbredningsområde. Orsaken till tillbakagången beror främst på slutavverkningar av naturskogsartade skogar. Bestånd med riklig förekomst bör regelmässigt sparas. Garnlav är värdväxt för den mycket sällsynta och akut hotade fjärilen barrskogslavfly (CR) som hör hemma i boreala barrskogar med riklig förekomst av värdväxten. Tidigare kunde arten konstateras årligen på flera platser vid Dala-Floda i Dalarna innan lokalerna kalavverkades. Senaste fyndet i landet av barrskogslavfly är från år 2000 då den påträffades vid Högberget i Sollefteå kommun (SLU Artdatabanken, 2024).</w:t>
+      </w:r>
+    </w:p>
     <w:sectPr>
       <w:headerReference w:type="even" r:id="rId8"/>
       <w:headerReference w:type="default" r:id="rId9"/>
@@ -218,7 +229,7 @@
     <w:r>
       <w:tab/>
       <w:tab/>
-      <w:t>2025-04-09</w:t>
+      <w:t>2025-04-10</w:t>
       <w:br/>
       <w:br/>
     </w:r>

--- a/tillsyn/A 8696-2025 tillsynsbegäran.docx
+++ b/tillsyn/A 8696-2025 tillsynsbegäran.docx
@@ -229,7 +229,7 @@
     <w:r>
       <w:tab/>
       <w:tab/>
-      <w:t>2025-04-10</w:t>
+      <w:t>2025-04-11</w:t>
       <w:br/>
       <w:br/>
     </w:r>

--- a/tillsyn/A 8696-2025 tillsynsbegäran.docx
+++ b/tillsyn/A 8696-2025 tillsynsbegäran.docx
@@ -229,7 +229,7 @@
     <w:r>
       <w:tab/>
       <w:tab/>
-      <w:t>2025-04-11</w:t>
+      <w:t>2025-04-12</w:t>
       <w:br/>
       <w:br/>
     </w:r>

--- a/tillsyn/A 8696-2025 tillsynsbegäran.docx
+++ b/tillsyn/A 8696-2025 tillsynsbegäran.docx
@@ -229,7 +229,7 @@
     <w:r>
       <w:tab/>
       <w:tab/>
-      <w:t>2025-04-12</w:t>
+      <w:t>2025-04-13</w:t>
       <w:br/>
       <w:br/>
     </w:r>

--- a/tillsyn/A 8696-2025 tillsynsbegäran.docx
+++ b/tillsyn/A 8696-2025 tillsynsbegäran.docx
@@ -229,7 +229,7 @@
     <w:r>
       <w:tab/>
       <w:tab/>
-      <w:t>2025-04-13</w:t>
+      <w:t>2025-04-14</w:t>
       <w:br/>
       <w:br/>
     </w:r>

--- a/tillsyn/A 8696-2025 tillsynsbegäran.docx
+++ b/tillsyn/A 8696-2025 tillsynsbegäran.docx
@@ -229,7 +229,7 @@
     <w:r>
       <w:tab/>
       <w:tab/>
-      <w:t>2025-04-14</w:t>
+      <w:t>2025-04-15</w:t>
       <w:br/>
       <w:br/>
     </w:r>

--- a/tillsyn/A 8696-2025 tillsynsbegäran.docx
+++ b/tillsyn/A 8696-2025 tillsynsbegäran.docx
@@ -229,7 +229,7 @@
     <w:r>
       <w:tab/>
       <w:tab/>
-      <w:t>2025-04-15</w:t>
+      <w:t>2025-04-16</w:t>
       <w:br/>
       <w:br/>
     </w:r>

--- a/tillsyn/A 8696-2025 tillsynsbegäran.docx
+++ b/tillsyn/A 8696-2025 tillsynsbegäran.docx
@@ -229,7 +229,7 @@
     <w:r>
       <w:tab/>
       <w:tab/>
-      <w:t>2025-04-16</w:t>
+      <w:t>2025-04-17</w:t>
       <w:br/>
       <w:br/>
     </w:r>

--- a/tillsyn/A 8696-2025 tillsynsbegäran.docx
+++ b/tillsyn/A 8696-2025 tillsynsbegäran.docx
@@ -229,7 +229,7 @@
     <w:r>
       <w:tab/>
       <w:tab/>
-      <w:t>2025-04-17</w:t>
+      <w:t>2025-04-18</w:t>
       <w:br/>
       <w:br/>
     </w:r>

--- a/tillsyn/A 8696-2025 tillsynsbegäran.docx
+++ b/tillsyn/A 8696-2025 tillsynsbegäran.docx
@@ -229,7 +229,7 @@
     <w:r>
       <w:tab/>
       <w:tab/>
-      <w:t>2025-04-18</w:t>
+      <w:t>2025-04-19</w:t>
       <w:br/>
       <w:br/>
     </w:r>

--- a/tillsyn/A 8696-2025 tillsynsbegäran.docx
+++ b/tillsyn/A 8696-2025 tillsynsbegäran.docx
@@ -229,7 +229,7 @@
     <w:r>
       <w:tab/>
       <w:tab/>
-      <w:t>2025-05-03</w:t>
+      <w:t>2025-05-04</w:t>
       <w:br/>
       <w:br/>
     </w:r>

--- a/tillsyn/A 8696-2025 tillsynsbegäran.docx
+++ b/tillsyn/A 8696-2025 tillsynsbegäran.docx
@@ -229,7 +229,7 @@
     <w:r>
       <w:tab/>
       <w:tab/>
-      <w:t>2025-05-04</w:t>
+      <w:t>2025-05-06</w:t>
       <w:br/>
       <w:br/>
     </w:r>

--- a/tillsyn/A 8696-2025 tillsynsbegäran.docx
+++ b/tillsyn/A 8696-2025 tillsynsbegäran.docx
@@ -229,7 +229,7 @@
     <w:r>
       <w:tab/>
       <w:tab/>
-      <w:t>2025-05-06</w:t>
+      <w:t>2025-05-07</w:t>
       <w:br/>
       <w:br/>
     </w:r>

--- a/tillsyn/A 8696-2025 tillsynsbegäran.docx
+++ b/tillsyn/A 8696-2025 tillsynsbegäran.docx
@@ -229,7 +229,7 @@
     <w:r>
       <w:tab/>
       <w:tab/>
-      <w:t>2025-05-07</w:t>
+      <w:t>2025-05-08</w:t>
       <w:br/>
       <w:br/>
     </w:r>

--- a/tillsyn/A 8696-2025 tillsynsbegäran.docx
+++ b/tillsyn/A 8696-2025 tillsynsbegäran.docx
@@ -229,7 +229,7 @@
     <w:r>
       <w:tab/>
       <w:tab/>
-      <w:t>2025-05-08</w:t>
+      <w:t>2025-05-09</w:t>
       <w:br/>
       <w:br/>
     </w:r>

--- a/tillsyn/A 8696-2025 tillsynsbegäran.docx
+++ b/tillsyn/A 8696-2025 tillsynsbegäran.docx
@@ -229,7 +229,7 @@
     <w:r>
       <w:tab/>
       <w:tab/>
-      <w:t>2025-05-09</w:t>
+      <w:t>2025-05-10</w:t>
       <w:br/>
       <w:br/>
     </w:r>

--- a/tillsyn/A 8696-2025 tillsynsbegäran.docx
+++ b/tillsyn/A 8696-2025 tillsynsbegäran.docx
@@ -229,7 +229,7 @@
     <w:r>
       <w:tab/>
       <w:tab/>
-      <w:t>2025-05-10</w:t>
+      <w:t>2025-05-11</w:t>
       <w:br/>
       <w:br/>
     </w:r>

--- a/tillsyn/A 8696-2025 tillsynsbegäran.docx
+++ b/tillsyn/A 8696-2025 tillsynsbegäran.docx
@@ -229,7 +229,7 @@
     <w:r>
       <w:tab/>
       <w:tab/>
-      <w:t>2025-05-11</w:t>
+      <w:t>2025-05-12</w:t>
       <w:br/>
       <w:br/>
     </w:r>

--- a/tillsyn/A 8696-2025 tillsynsbegäran.docx
+++ b/tillsyn/A 8696-2025 tillsynsbegäran.docx
@@ -229,7 +229,7 @@
     <w:r>
       <w:tab/>
       <w:tab/>
-      <w:t>2025-05-12</w:t>
+      <w:t>2025-05-13</w:t>
       <w:br/>
       <w:br/>
     </w:r>

--- a/tillsyn/A 8696-2025 tillsynsbegäran.docx
+++ b/tillsyn/A 8696-2025 tillsynsbegäran.docx
@@ -229,7 +229,7 @@
     <w:r>
       <w:tab/>
       <w:tab/>
-      <w:t>2025-05-13</w:t>
+      <w:t>2025-05-14</w:t>
       <w:br/>
       <w:br/>
     </w:r>

--- a/tillsyn/A 8696-2025 tillsynsbegäran.docx
+++ b/tillsyn/A 8696-2025 tillsynsbegäran.docx
@@ -229,7 +229,7 @@
     <w:r>
       <w:tab/>
       <w:tab/>
-      <w:t>2025-05-14</w:t>
+      <w:t>2025-05-15</w:t>
       <w:br/>
       <w:br/>
     </w:r>

--- a/tillsyn/A 8696-2025 tillsynsbegäran.docx
+++ b/tillsyn/A 8696-2025 tillsynsbegäran.docx
@@ -229,7 +229,7 @@
     <w:r>
       <w:tab/>
       <w:tab/>
-      <w:t>2025-05-15</w:t>
+      <w:t>2025-05-16</w:t>
       <w:br/>
       <w:br/>
     </w:r>

--- a/tillsyn/A 8696-2025 tillsynsbegäran.docx
+++ b/tillsyn/A 8696-2025 tillsynsbegäran.docx
@@ -229,7 +229,7 @@
     <w:r>
       <w:tab/>
       <w:tab/>
-      <w:t>2025-05-16</w:t>
+      <w:t>2025-05-17</w:t>
       <w:br/>
       <w:br/>
     </w:r>

--- a/tillsyn/A 8696-2025 tillsynsbegäran.docx
+++ b/tillsyn/A 8696-2025 tillsynsbegäran.docx
@@ -229,7 +229,7 @@
     <w:r>
       <w:tab/>
       <w:tab/>
-      <w:t>2025-05-17</w:t>
+      <w:t>2025-05-18</w:t>
       <w:br/>
       <w:br/>
     </w:r>

--- a/tillsyn/A 8696-2025 tillsynsbegäran.docx
+++ b/tillsyn/A 8696-2025 tillsynsbegäran.docx
@@ -229,7 +229,7 @@
     <w:r>
       <w:tab/>
       <w:tab/>
-      <w:t>2025-05-18</w:t>
+      <w:t>2025-05-19</w:t>
       <w:br/>
       <w:br/>
     </w:r>

--- a/tillsyn/A 8696-2025 tillsynsbegäran.docx
+++ b/tillsyn/A 8696-2025 tillsynsbegäran.docx
@@ -229,7 +229,7 @@
     <w:r>
       <w:tab/>
       <w:tab/>
-      <w:t>2025-05-19</w:t>
+      <w:t>2025-05-20</w:t>
       <w:br/>
       <w:br/>
     </w:r>

--- a/tillsyn/A 8696-2025 tillsynsbegäran.docx
+++ b/tillsyn/A 8696-2025 tillsynsbegäran.docx
@@ -229,7 +229,7 @@
     <w:r>
       <w:tab/>
       <w:tab/>
-      <w:t>2025-05-20</w:t>
+      <w:t>2025-05-21</w:t>
       <w:br/>
       <w:br/>
     </w:r>

--- a/tillsyn/A 8696-2025 tillsynsbegäran.docx
+++ b/tillsyn/A 8696-2025 tillsynsbegäran.docx
@@ -229,7 +229,7 @@
     <w:r>
       <w:tab/>
       <w:tab/>
-      <w:t>2025-05-21</w:t>
+      <w:t>2025-05-22</w:t>
       <w:br/>
       <w:br/>
     </w:r>

--- a/tillsyn/A 8696-2025 tillsynsbegäran.docx
+++ b/tillsyn/A 8696-2025 tillsynsbegäran.docx
@@ -229,7 +229,7 @@
     <w:r>
       <w:tab/>
       <w:tab/>
-      <w:t>2025-05-22</w:t>
+      <w:t>2025-05-23</w:t>
       <w:br/>
       <w:br/>
     </w:r>

--- a/tillsyn/A 8696-2025 tillsynsbegäran.docx
+++ b/tillsyn/A 8696-2025 tillsynsbegäran.docx
@@ -229,7 +229,7 @@
     <w:r>
       <w:tab/>
       <w:tab/>
-      <w:t>2025-05-23</w:t>
+      <w:t>2025-05-24</w:t>
       <w:br/>
       <w:br/>
     </w:r>

--- a/tillsyn/A 8696-2025 tillsynsbegäran.docx
+++ b/tillsyn/A 8696-2025 tillsynsbegäran.docx
@@ -229,7 +229,7 @@
     <w:r>
       <w:tab/>
       <w:tab/>
-      <w:t>2025-05-24</w:t>
+      <w:t>2025-05-25</w:t>
       <w:br/>
       <w:br/>
     </w:r>

--- a/tillsyn/A 8696-2025 tillsynsbegäran.docx
+++ b/tillsyn/A 8696-2025 tillsynsbegäran.docx
@@ -229,7 +229,7 @@
     <w:r>
       <w:tab/>
       <w:tab/>
-      <w:t>2025-05-25</w:t>
+      <w:t>2025-05-26</w:t>
       <w:br/>
       <w:br/>
     </w:r>

--- a/tillsyn/A 8696-2025 tillsynsbegäran.docx
+++ b/tillsyn/A 8696-2025 tillsynsbegäran.docx
@@ -229,7 +229,7 @@
     <w:r>
       <w:tab/>
       <w:tab/>
-      <w:t>2025-05-26</w:t>
+      <w:t>2025-05-27</w:t>
       <w:br/>
       <w:br/>
     </w:r>

--- a/tillsyn/A 8696-2025 tillsynsbegäran.docx
+++ b/tillsyn/A 8696-2025 tillsynsbegäran.docx
@@ -229,7 +229,7 @@
     <w:r>
       <w:tab/>
       <w:tab/>
-      <w:t>2025-05-27</w:t>
+      <w:t>2025-05-30</w:t>
       <w:br/>
       <w:br/>
     </w:r>

--- a/tillsyn/A 8696-2025 tillsynsbegäran.docx
+++ b/tillsyn/A 8696-2025 tillsynsbegäran.docx
@@ -229,7 +229,7 @@
     <w:r>
       <w:tab/>
       <w:tab/>
-      <w:t>2025-05-30</w:t>
+      <w:t>2025-06-01</w:t>
       <w:br/>
       <w:br/>
     </w:r>

--- a/tillsyn/A 8696-2025 tillsynsbegäran.docx
+++ b/tillsyn/A 8696-2025 tillsynsbegäran.docx
@@ -229,7 +229,7 @@
     <w:r>
       <w:tab/>
       <w:tab/>
-      <w:t>2025-06-01</w:t>
+      <w:t>2025-06-02</w:t>
       <w:br/>
       <w:br/>
     </w:r>

--- a/tillsyn/A 8696-2025 tillsynsbegäran.docx
+++ b/tillsyn/A 8696-2025 tillsynsbegäran.docx
@@ -229,7 +229,7 @@
     <w:r>
       <w:tab/>
       <w:tab/>
-      <w:t>2025-06-02</w:t>
+      <w:t>2025-06-03</w:t>
       <w:br/>
       <w:br/>
     </w:r>

--- a/tillsyn/A 8696-2025 tillsynsbegäran.docx
+++ b/tillsyn/A 8696-2025 tillsynsbegäran.docx
@@ -229,7 +229,7 @@
     <w:r>
       <w:tab/>
       <w:tab/>
-      <w:t>2025-06-03</w:t>
+      <w:t>2025-06-04</w:t>
       <w:br/>
       <w:br/>
     </w:r>

--- a/tillsyn/A 8696-2025 tillsynsbegäran.docx
+++ b/tillsyn/A 8696-2025 tillsynsbegäran.docx
@@ -229,7 +229,7 @@
     <w:r>
       <w:tab/>
       <w:tab/>
-      <w:t>2025-06-04</w:t>
+      <w:t>2025-06-05</w:t>
       <w:br/>
       <w:br/>
     </w:r>

--- a/tillsyn/A 8696-2025 tillsynsbegäran.docx
+++ b/tillsyn/A 8696-2025 tillsynsbegäran.docx
@@ -229,7 +229,7 @@
     <w:r>
       <w:tab/>
       <w:tab/>
-      <w:t>2025-06-05</w:t>
+      <w:t>2025-06-13</w:t>
       <w:br/>
       <w:br/>
     </w:r>

--- a/tillsyn/A 8696-2025 tillsynsbegäran.docx
+++ b/tillsyn/A 8696-2025 tillsynsbegäran.docx
@@ -229,7 +229,7 @@
     <w:r>
       <w:tab/>
       <w:tab/>
-      <w:t>2025-06-13</w:t>
+      <w:t>2025-06-15</w:t>
       <w:br/>
       <w:br/>
     </w:r>

--- a/tillsyn/A 8696-2025 tillsynsbegäran.docx
+++ b/tillsyn/A 8696-2025 tillsynsbegäran.docx
@@ -229,7 +229,7 @@
     <w:r>
       <w:tab/>
       <w:tab/>
-      <w:t>2025-06-15</w:t>
+      <w:t>2025-06-16</w:t>
       <w:br/>
       <w:br/>
     </w:r>

--- a/tillsyn/A 8696-2025 tillsynsbegäran.docx
+++ b/tillsyn/A 8696-2025 tillsynsbegäran.docx
@@ -229,7 +229,7 @@
     <w:r>
       <w:tab/>
       <w:tab/>
-      <w:t>2025-06-16</w:t>
+      <w:t>2025-06-17</w:t>
       <w:br/>
       <w:br/>
     </w:r>

--- a/tillsyn/A 8696-2025 tillsynsbegäran.docx
+++ b/tillsyn/A 8696-2025 tillsynsbegäran.docx
@@ -229,7 +229,7 @@
     <w:r>
       <w:tab/>
       <w:tab/>
-      <w:t>2025-06-17</w:t>
+      <w:t>2025-06-18</w:t>
       <w:br/>
       <w:br/>
     </w:r>

--- a/tillsyn/A 8696-2025 tillsynsbegäran.docx
+++ b/tillsyn/A 8696-2025 tillsynsbegäran.docx
@@ -229,7 +229,7 @@
     <w:r>
       <w:tab/>
       <w:tab/>
-      <w:t>2025-06-18</w:t>
+      <w:t>2025-06-19</w:t>
       <w:br/>
       <w:br/>
     </w:r>

--- a/tillsyn/A 8696-2025 tillsynsbegäran.docx
+++ b/tillsyn/A 8696-2025 tillsynsbegäran.docx
@@ -229,7 +229,7 @@
     <w:r>
       <w:tab/>
       <w:tab/>
-      <w:t>2025-06-19</w:t>
+      <w:t>2025-06-20</w:t>
       <w:br/>
       <w:br/>
     </w:r>

--- a/tillsyn/A 8696-2025 tillsynsbegäran.docx
+++ b/tillsyn/A 8696-2025 tillsynsbegäran.docx
@@ -229,7 +229,7 @@
     <w:r>
       <w:tab/>
       <w:tab/>
-      <w:t>2025-06-20</w:t>
+      <w:t>2025-06-21</w:t>
       <w:br/>
       <w:br/>
     </w:r>

--- a/tillsyn/A 8696-2025 tillsynsbegäran.docx
+++ b/tillsyn/A 8696-2025 tillsynsbegäran.docx
@@ -229,7 +229,7 @@
     <w:r>
       <w:tab/>
       <w:tab/>
-      <w:t>2025-06-21</w:t>
+      <w:t>2025-06-22</w:t>
       <w:br/>
       <w:br/>
     </w:r>

--- a/tillsyn/A 8696-2025 tillsynsbegäran.docx
+++ b/tillsyn/A 8696-2025 tillsynsbegäran.docx
@@ -229,7 +229,7 @@
     <w:r>
       <w:tab/>
       <w:tab/>
-      <w:t>2025-06-22</w:t>
+      <w:t>2025-06-23</w:t>
       <w:br/>
       <w:br/>
     </w:r>

--- a/tillsyn/A 8696-2025 tillsynsbegäran.docx
+++ b/tillsyn/A 8696-2025 tillsynsbegäran.docx
@@ -229,7 +229,7 @@
     <w:r>
       <w:tab/>
       <w:tab/>
-      <w:t>2025-06-23</w:t>
+      <w:t>2025-06-24</w:t>
       <w:br/>
       <w:br/>
     </w:r>

--- a/tillsyn/A 8696-2025 tillsynsbegäran.docx
+++ b/tillsyn/A 8696-2025 tillsynsbegäran.docx
@@ -229,7 +229,7 @@
     <w:r>
       <w:tab/>
       <w:tab/>
-      <w:t>2025-06-24</w:t>
+      <w:t>2025-06-25</w:t>
       <w:br/>
       <w:br/>
     </w:r>

--- a/tillsyn/A 8696-2025 tillsynsbegäran.docx
+++ b/tillsyn/A 8696-2025 tillsynsbegäran.docx
@@ -229,7 +229,7 @@
     <w:r>
       <w:tab/>
       <w:tab/>
-      <w:t>2025-06-25</w:t>
+      <w:t>2025-06-26</w:t>
       <w:br/>
       <w:br/>
     </w:r>

--- a/tillsyn/A 8696-2025 tillsynsbegäran.docx
+++ b/tillsyn/A 8696-2025 tillsynsbegäran.docx
@@ -229,7 +229,7 @@
     <w:r>
       <w:tab/>
       <w:tab/>
-      <w:t>2025-06-26</w:t>
+      <w:t>2025-06-27</w:t>
       <w:br/>
       <w:br/>
     </w:r>

--- a/tillsyn/A 8696-2025 tillsynsbegäran.docx
+++ b/tillsyn/A 8696-2025 tillsynsbegäran.docx
@@ -229,7 +229,7 @@
     <w:r>
       <w:tab/>
       <w:tab/>
-      <w:t>2025-06-27</w:t>
+      <w:t>2025-06-28</w:t>
       <w:br/>
       <w:br/>
     </w:r>

--- a/tillsyn/A 8696-2025 tillsynsbegäran.docx
+++ b/tillsyn/A 8696-2025 tillsynsbegäran.docx
@@ -229,7 +229,7 @@
     <w:r>
       <w:tab/>
       <w:tab/>
-      <w:t>2025-06-28</w:t>
+      <w:t>2025-06-29</w:t>
       <w:br/>
       <w:br/>
     </w:r>

--- a/tillsyn/A 8696-2025 tillsynsbegäran.docx
+++ b/tillsyn/A 8696-2025 tillsynsbegäran.docx
@@ -229,7 +229,7 @@
     <w:r>
       <w:tab/>
       <w:tab/>
-      <w:t>2025-06-29</w:t>
+      <w:t>2025-06-30</w:t>
       <w:br/>
       <w:br/>
     </w:r>

--- a/tillsyn/A 8696-2025 tillsynsbegäran.docx
+++ b/tillsyn/A 8696-2025 tillsynsbegäran.docx
@@ -229,7 +229,7 @@
     <w:r>
       <w:tab/>
       <w:tab/>
-      <w:t>2025-06-30</w:t>
+      <w:t>2025-07-01</w:t>
       <w:br/>
       <w:br/>
     </w:r>

--- a/tillsyn/A 8696-2025 tillsynsbegäran.docx
+++ b/tillsyn/A 8696-2025 tillsynsbegäran.docx
@@ -229,7 +229,7 @@
     <w:r>
       <w:tab/>
       <w:tab/>
-      <w:t>2025-07-01</w:t>
+      <w:t>2025-07-02</w:t>
       <w:br/>
       <w:br/>
     </w:r>

--- a/tillsyn/A 8696-2025 tillsynsbegäran.docx
+++ b/tillsyn/A 8696-2025 tillsynsbegäran.docx
@@ -229,7 +229,7 @@
     <w:r>
       <w:tab/>
       <w:tab/>
-      <w:t>2025-07-02</w:t>
+      <w:t>2025-07-03</w:t>
       <w:br/>
       <w:br/>
     </w:r>

--- a/tillsyn/A 8696-2025 tillsynsbegäran.docx
+++ b/tillsyn/A 8696-2025 tillsynsbegäran.docx
@@ -229,7 +229,7 @@
     <w:r>
       <w:tab/>
       <w:tab/>
-      <w:t>2025-07-03</w:t>
+      <w:t>2025-07-04</w:t>
       <w:br/>
       <w:br/>
     </w:r>

--- a/tillsyn/A 8696-2025 tillsynsbegäran.docx
+++ b/tillsyn/A 8696-2025 tillsynsbegäran.docx
@@ -229,7 +229,7 @@
     <w:r>
       <w:tab/>
       <w:tab/>
-      <w:t>2025-07-04</w:t>
+      <w:t>2025-07-05</w:t>
       <w:br/>
       <w:br/>
     </w:r>

--- a/tillsyn/A 8696-2025 tillsynsbegäran.docx
+++ b/tillsyn/A 8696-2025 tillsynsbegäran.docx
@@ -229,7 +229,7 @@
     <w:r>
       <w:tab/>
       <w:tab/>
-      <w:t>2025-07-05</w:t>
+      <w:t>2025-07-06</w:t>
       <w:br/>
       <w:br/>
     </w:r>

--- a/tillsyn/A 8696-2025 tillsynsbegäran.docx
+++ b/tillsyn/A 8696-2025 tillsynsbegäran.docx
@@ -229,7 +229,7 @@
     <w:r>
       <w:tab/>
       <w:tab/>
-      <w:t>2025-07-06</w:t>
+      <w:t>2025-07-07</w:t>
       <w:br/>
       <w:br/>
     </w:r>

--- a/tillsyn/A 8696-2025 tillsynsbegäran.docx
+++ b/tillsyn/A 8696-2025 tillsynsbegäran.docx
@@ -229,7 +229,7 @@
     <w:r>
       <w:tab/>
       <w:tab/>
-      <w:t>2025-07-07</w:t>
+      <w:t>2025-07-08</w:t>
       <w:br/>
       <w:br/>
     </w:r>

--- a/tillsyn/A 8696-2025 tillsynsbegäran.docx
+++ b/tillsyn/A 8696-2025 tillsynsbegäran.docx
@@ -229,7 +229,7 @@
     <w:r>
       <w:tab/>
       <w:tab/>
-      <w:t>2025-07-08</w:t>
+      <w:t>2025-07-09</w:t>
       <w:br/>
       <w:br/>
     </w:r>

--- a/tillsyn/A 8696-2025 tillsynsbegäran.docx
+++ b/tillsyn/A 8696-2025 tillsynsbegäran.docx
@@ -229,7 +229,7 @@
     <w:r>
       <w:tab/>
       <w:tab/>
-      <w:t>2025-07-09</w:t>
+      <w:t>2025-07-11</w:t>
       <w:br/>
       <w:br/>
     </w:r>

--- a/tillsyn/A 8696-2025 tillsynsbegäran.docx
+++ b/tillsyn/A 8696-2025 tillsynsbegäran.docx
@@ -229,7 +229,7 @@
     <w:r>
       <w:tab/>
       <w:tab/>
-      <w:t>2025-07-11</w:t>
+      <w:t>2025-07-12</w:t>
       <w:br/>
       <w:br/>
     </w:r>

--- a/tillsyn/A 8696-2025 tillsynsbegäran.docx
+++ b/tillsyn/A 8696-2025 tillsynsbegäran.docx
@@ -229,7 +229,7 @@
     <w:r>
       <w:tab/>
       <w:tab/>
-      <w:t>2025-07-12</w:t>
+      <w:t>2025-07-13</w:t>
       <w:br/>
       <w:br/>
     </w:r>

--- a/tillsyn/A 8696-2025 tillsynsbegäran.docx
+++ b/tillsyn/A 8696-2025 tillsynsbegäran.docx
@@ -229,7 +229,7 @@
     <w:r>
       <w:tab/>
       <w:tab/>
-      <w:t>2025-07-13</w:t>
+      <w:t>2025-07-14</w:t>
       <w:br/>
       <w:br/>
     </w:r>

--- a/tillsyn/A 8696-2025 tillsynsbegäran.docx
+++ b/tillsyn/A 8696-2025 tillsynsbegäran.docx
@@ -229,7 +229,7 @@
     <w:r>
       <w:tab/>
       <w:tab/>
-      <w:t>2025-08-06</w:t>
+      <w:t>2025-08-09</w:t>
       <w:br/>
       <w:br/>
     </w:r>

--- a/tillsyn/A 8696-2025 tillsynsbegäran.docx
+++ b/tillsyn/A 8696-2025 tillsynsbegäran.docx
@@ -12,7 +12,7 @@
     </w:p>
     <w:p>
       <w:r>
-        <w:t>Detta dokument behandlar höga naturvärden i avverkningsanmälan A 8696-2025 i Malung-Sälens kommun. Denna avverkningsanmälan inkom 2025-02-24 och omfattar 6,5 ha.</w:t>
+        <w:t>Detta dokument behandlar höga naturvärden i avverkningsanmälan A 8696-2025 i Malung-Sälens kommun. Denna avverkningsanmälan inkom 2025-02-24 11:27:09 och omfattar 6,5 ha.</w:t>
       </w:r>
     </w:p>
     <w:p>

--- a/tillsyn/A 8696-2025 tillsynsbegäran.docx
+++ b/tillsyn/A 8696-2025 tillsynsbegäran.docx
@@ -229,7 +229,7 @@
     <w:r>
       <w:tab/>
       <w:tab/>
-      <w:t>2025-08-09</w:t>
+      <w:t>2025-08-10</w:t>
       <w:br/>
       <w:br/>
     </w:r>

--- a/tillsyn/A 8696-2025 tillsynsbegäran.docx
+++ b/tillsyn/A 8696-2025 tillsynsbegäran.docx
@@ -229,7 +229,7 @@
     <w:r>
       <w:tab/>
       <w:tab/>
-      <w:t>2025-08-10</w:t>
+      <w:t>2025-08-11</w:t>
       <w:br/>
       <w:br/>
     </w:r>

--- a/tillsyn/A 8696-2025 tillsynsbegäran.docx
+++ b/tillsyn/A 8696-2025 tillsynsbegäran.docx
@@ -229,7 +229,7 @@
     <w:r>
       <w:tab/>
       <w:tab/>
-      <w:t>2025-08-11</w:t>
+      <w:t>2025-08-12</w:t>
       <w:br/>
       <w:br/>
     </w:r>

--- a/tillsyn/A 8696-2025 tillsynsbegäran.docx
+++ b/tillsyn/A 8696-2025 tillsynsbegäran.docx
@@ -229,7 +229,7 @@
     <w:r>
       <w:tab/>
       <w:tab/>
-      <w:t>2025-08-12</w:t>
+      <w:t>2025-08-13</w:t>
       <w:br/>
       <w:br/>
     </w:r>

--- a/tillsyn/A 8696-2025 tillsynsbegäran.docx
+++ b/tillsyn/A 8696-2025 tillsynsbegäran.docx
@@ -229,7 +229,7 @@
     <w:r>
       <w:tab/>
       <w:tab/>
-      <w:t>2025-08-13</w:t>
+      <w:t>2025-08-14</w:t>
       <w:br/>
       <w:br/>
     </w:r>

--- a/tillsyn/A 8696-2025 tillsynsbegäran.docx
+++ b/tillsyn/A 8696-2025 tillsynsbegäran.docx
@@ -229,7 +229,7 @@
     <w:r>
       <w:tab/>
       <w:tab/>
-      <w:t>2025-08-14</w:t>
+      <w:t>2025-08-15</w:t>
       <w:br/>
       <w:br/>
     </w:r>

--- a/tillsyn/A 8696-2025 tillsynsbegäran.docx
+++ b/tillsyn/A 8696-2025 tillsynsbegäran.docx
@@ -229,7 +229,7 @@
     <w:r>
       <w:tab/>
       <w:tab/>
-      <w:t>2025-08-15</w:t>
+      <w:t>2025-08-16</w:t>
       <w:br/>
       <w:br/>
     </w:r>

--- a/tillsyn/A 8696-2025 tillsynsbegäran.docx
+++ b/tillsyn/A 8696-2025 tillsynsbegäran.docx
@@ -229,7 +229,7 @@
     <w:r>
       <w:tab/>
       <w:tab/>
-      <w:t>2025-08-16</w:t>
+      <w:t>2025-08-17</w:t>
       <w:br/>
       <w:br/>
     </w:r>

--- a/tillsyn/A 8696-2025 tillsynsbegäran.docx
+++ b/tillsyn/A 8696-2025 tillsynsbegäran.docx
@@ -229,7 +229,7 @@
     <w:r>
       <w:tab/>
       <w:tab/>
-      <w:t>2025-08-17</w:t>
+      <w:t>2025-08-18</w:t>
       <w:br/>
       <w:br/>
     </w:r>

--- a/tillsyn/A 8696-2025 tillsynsbegäran.docx
+++ b/tillsyn/A 8696-2025 tillsynsbegäran.docx
@@ -229,7 +229,7 @@
     <w:r>
       <w:tab/>
       <w:tab/>
-      <w:t>2025-08-18</w:t>
+      <w:t>2025-08-19</w:t>
       <w:br/>
       <w:br/>
     </w:r>

--- a/tillsyn/A 8696-2025 tillsynsbegäran.docx
+++ b/tillsyn/A 8696-2025 tillsynsbegäran.docx
@@ -229,7 +229,7 @@
     <w:r>
       <w:tab/>
       <w:tab/>
-      <w:t>2025-08-19</w:t>
+      <w:t>2025-08-20</w:t>
       <w:br/>
       <w:br/>
     </w:r>

--- a/tillsyn/A 8696-2025 tillsynsbegäran.docx
+++ b/tillsyn/A 8696-2025 tillsynsbegäran.docx
@@ -229,7 +229,7 @@
     <w:r>
       <w:tab/>
       <w:tab/>
-      <w:t>2025-08-20</w:t>
+      <w:t>2025-08-21</w:t>
       <w:br/>
       <w:br/>
     </w:r>
